--- a/Assets/Document/new/3.男主特殊事件/2.陈予宁/陈予宁特殊事件汇总（阅读版）.docx
+++ b/Assets/Document/new/3.男主特殊事件/2.陈予宁/陈予宁特殊事件汇总（阅读版）.docx
@@ -14,7 +14,7 @@
         <w:rPr>
           <w:rFonts w:hint="eastAsia"/>
         </w:rPr>
-        <w:t>一、初遇・公园・精准的辨识</w:t>
+        <w:t>一、公园・精准的辨识</w:t>
       </w:r>
     </w:p>
     <w:p>
@@ -5253,48 +5253,6 @@
           <w:rFonts w:hint="eastAsia"/>
           <w:sz w:val="28"/>
           <w:szCs w:val="28"/>
-        </w:rPr>
-        <w:t>。既然你不愿多说，我</w:t>
-      </w:r>
-      <w:r>
-        <w:rPr>
-          <w:rFonts w:hint="eastAsia"/>
-          <w:sz w:val="28"/>
-          <w:szCs w:val="28"/>
-          <w:lang w:val="en-US" w:eastAsia="zh-CN"/>
-        </w:rPr>
-        <w:t>也</w:t>
-      </w:r>
-      <w:r>
-        <w:rPr>
-          <w:rFonts w:hint="eastAsia"/>
-          <w:sz w:val="28"/>
-          <w:szCs w:val="28"/>
-        </w:rPr>
-        <w:t>不</w:t>
-      </w:r>
-      <w:r>
-        <w:rPr>
-          <w:rFonts w:hint="eastAsia"/>
-          <w:sz w:val="28"/>
-          <w:szCs w:val="28"/>
-          <w:lang w:val="en-US" w:eastAsia="zh-CN"/>
-        </w:rPr>
-        <w:t>再</w:t>
-      </w:r>
-      <w:r>
-        <w:rPr>
-          <w:rFonts w:hint="eastAsia"/>
-          <w:sz w:val="28"/>
-          <w:szCs w:val="28"/>
-        </w:rPr>
-        <w:t>多问</w:t>
-      </w:r>
-      <w:r>
-        <w:rPr>
-          <w:rFonts w:hint="eastAsia"/>
-          <w:sz w:val="28"/>
-          <w:szCs w:val="28"/>
           <w:lang w:eastAsia="zh-CN"/>
         </w:rPr>
         <w:t>，</w:t>
@@ -5305,7 +5263,43 @@
           <w:sz w:val="28"/>
           <w:szCs w:val="28"/>
         </w:rPr>
-        <w:t>早点休息。”||0000</w:t>
+        <w:t>早点</w:t>
+      </w:r>
+      <w:r>
+        <w:rPr>
+          <w:rFonts w:hint="eastAsia"/>
+          <w:sz w:val="28"/>
+          <w:szCs w:val="28"/>
+          <w:lang w:val="en-US" w:eastAsia="zh-CN"/>
+        </w:rPr>
+        <w:t>回去</w:t>
+      </w:r>
+      <w:r>
+        <w:rPr>
+          <w:rFonts w:hint="eastAsia"/>
+          <w:sz w:val="28"/>
+          <w:szCs w:val="28"/>
+        </w:rPr>
+        <w:t>休息</w:t>
+      </w:r>
+      <w:r>
+        <w:rPr>
+          <w:rFonts w:hint="eastAsia"/>
+          <w:sz w:val="28"/>
+          <w:szCs w:val="28"/>
+          <w:lang w:val="en-US" w:eastAsia="zh-CN"/>
+        </w:rPr>
+        <w:t>吧，辛苦了</w:t>
+      </w:r>
+      <w:bookmarkStart w:id="0" w:name="_GoBack"/>
+      <w:bookmarkEnd w:id="0"/>
+      <w:r>
+        <w:rPr>
+          <w:rFonts w:hint="eastAsia"/>
+          <w:sz w:val="28"/>
+          <w:szCs w:val="28"/>
+        </w:rPr>
+        <w:t>。”||0000</w:t>
       </w:r>
     </w:p>
     <w:p>
@@ -13307,8 +13301,6 @@
         </w:rPr>
         <w:t>所</w:t>
       </w:r>
-      <w:bookmarkStart w:id="0" w:name="_GoBack"/>
-      <w:bookmarkEnd w:id="0"/>
       <w:r>
         <w:rPr>
           <w:rFonts w:hint="eastAsia"/>
@@ -13729,7 +13721,7 @@
     <w:lsdException w:qFormat="1" w:unhideWhenUsed="0" w:uiPriority="0" w:semiHidden="0" w:name="Title"/>
     <w:lsdException w:unhideWhenUsed="0" w:uiPriority="0" w:semiHidden="0" w:name="Closing"/>
     <w:lsdException w:unhideWhenUsed="0" w:uiPriority="0" w:semiHidden="0" w:name="Signature"/>
-    <w:lsdException w:unhideWhenUsed="0" w:uiPriority="0" w:name="Default Paragraph Font"/>
+    <w:lsdException w:qFormat="1" w:unhideWhenUsed="0" w:uiPriority="0" w:name="Default Paragraph Font"/>
     <w:lsdException w:unhideWhenUsed="0" w:uiPriority="0" w:semiHidden="0" w:name="Body Text"/>
     <w:lsdException w:unhideWhenUsed="0" w:uiPriority="0" w:semiHidden="0" w:name="Body Text Indent"/>
     <w:lsdException w:unhideWhenUsed="0" w:uiPriority="0" w:semiHidden="0" w:name="List Continue"/>
@@ -13950,6 +13942,7 @@
   <w:style w:type="character" w:default="1" w:styleId="4">
     <w:name w:val="Default Paragraph Font"/>
     <w:semiHidden/>
+    <w:qFormat/>
     <w:uiPriority w:val="0"/>
   </w:style>
   <w:style w:type="table" w:default="1" w:styleId="3">
